--- a/static/templates/word/ja/基本仕様書.docx
+++ b/static/templates/word/ja/基本仕様書.docx
@@ -10353,8 +10353,8 @@
           <w:szCs w:val="24"/>
         </w:rPr>
       </w:pPr>
-      <w:bookmarkStart w:id="7" w:name="_Toc363789891"/>
-      <w:bookmarkStart w:id="8" w:name="_Toc364861770"/>
+      <w:bookmarkStart w:id="7" w:name="_Toc364861770"/>
+      <w:bookmarkStart w:id="8" w:name="_Toc363789891"/>
       <w:bookmarkStart w:id="9" w:name="_Toc410742656"/>
       <w:bookmarkStart w:id="10" w:name="_Toc182391375"/>
       <w:bookmarkStart w:id="11" w:name="_Toc410732469"/>
@@ -11692,9 +11692,9 @@
           <w:szCs w:val="24"/>
         </w:rPr>
       </w:pPr>
-      <w:bookmarkStart w:id="17" w:name="_Toc410732472"/>
+      <w:bookmarkStart w:id="17" w:name="_Toc182391379"/>
       <w:bookmarkStart w:id="18" w:name="_Toc410742659"/>
-      <w:bookmarkStart w:id="19" w:name="_Toc182391379"/>
+      <w:bookmarkStart w:id="19" w:name="_Toc410732472"/>
       <w:bookmarkStart w:id="20" w:name="_Toc259103744"/>
       <w:r>
         <w:rPr>
@@ -11973,8 +11973,8 @@
           <w:lang w:eastAsia="zh-CN"/>
         </w:rPr>
       </w:pPr>
-      <w:bookmarkStart w:id="26" w:name="_Toc410742661"/>
-      <w:bookmarkStart w:id="27" w:name="_Toc410732474"/>
+      <w:bookmarkStart w:id="26" w:name="_Toc410732474"/>
+      <w:bookmarkStart w:id="27" w:name="_Toc410742661"/>
       <w:r>
         <w:rPr>
           <w:rFonts w:hint="default" w:asciiTheme="minorEastAsia" w:hAnsiTheme="minorEastAsia" w:eastAsiaTheme="minorEastAsia" w:cstheme="minorEastAsia"/>
@@ -12183,9 +12183,9 @@
           <w:sz w:val="20"/>
         </w:rPr>
       </w:pPr>
-      <w:bookmarkStart w:id="29" w:name="_Toc182391384"/>
-      <w:bookmarkStart w:id="30" w:name="_Toc410732475"/>
-      <w:bookmarkStart w:id="31" w:name="_Toc410742662"/>
+      <w:bookmarkStart w:id="29" w:name="_Toc410732475"/>
+      <w:bookmarkStart w:id="30" w:name="_Toc410742662"/>
+      <w:bookmarkStart w:id="31" w:name="_Toc182391384"/>
       <w:r>
         <w:rPr>
           <w:rFonts w:hint="eastAsia" w:ascii="Times New Roman" w:hAnsi="Times New Roman"/>
@@ -13296,8 +13296,8 @@
         </w:rPr>
       </w:pPr>
       <w:bookmarkStart w:id="47" w:name="_Toc182391396"/>
-      <w:bookmarkStart w:id="48" w:name="_Toc410742665"/>
-      <w:bookmarkStart w:id="49" w:name="_Toc410732478"/>
+      <w:bookmarkStart w:id="48" w:name="_Toc410732478"/>
+      <w:bookmarkStart w:id="49" w:name="_Toc410742665"/>
       <w:bookmarkStart w:id="50" w:name="_Toc243807460"/>
       <w:r>
         <w:rPr>
@@ -13595,9 +13595,9 @@
           <w:szCs w:val="24"/>
         </w:rPr>
       </w:pPr>
-      <w:bookmarkStart w:id="51" w:name="_Toc182391397"/>
-      <w:bookmarkStart w:id="52" w:name="_Toc410732479"/>
-      <w:bookmarkStart w:id="53" w:name="_Toc410742666"/>
+      <w:bookmarkStart w:id="51" w:name="_Toc410742666"/>
+      <w:bookmarkStart w:id="52" w:name="_Toc182391397"/>
+      <w:bookmarkStart w:id="53" w:name="_Toc410732479"/>
       <w:r>
         <w:rPr>
           <w:rFonts w:hint="eastAsia" w:ascii="Times New Roman" w:hAnsi="Times New Roman"/>
@@ -14494,9 +14494,9 @@
           <w:lang w:eastAsia="zh-CN"/>
         </w:rPr>
       </w:pPr>
-      <w:bookmarkStart w:id="62" w:name="_Toc410732487"/>
+      <w:bookmarkStart w:id="62" w:name="_Toc410742674"/>
       <w:bookmarkStart w:id="63" w:name="_Toc182391404"/>
-      <w:bookmarkStart w:id="64" w:name="_Toc410742674"/>
+      <w:bookmarkStart w:id="64" w:name="_Toc410732487"/>
       <w:r>
         <w:rPr>
           <w:rFonts w:hint="eastAsia"/>
@@ -14746,9 +14746,9 @@
           <w:color w:val="7F7F7F" w:themeColor="background1" w:themeShade="80"/>
         </w:rPr>
       </w:pPr>
-      <w:bookmarkStart w:id="68" w:name="_Toc182391406"/>
-      <w:bookmarkStart w:id="69" w:name="_Toc410742676"/>
-      <w:bookmarkStart w:id="70" w:name="_Toc410732489"/>
+      <w:bookmarkStart w:id="68" w:name="_Toc410732489"/>
+      <w:bookmarkStart w:id="69" w:name="_Toc182391406"/>
+      <w:bookmarkStart w:id="70" w:name="_Toc410742676"/>
       <w:r>
         <w:rPr>
           <w:rFonts w:hint="eastAsia"/>
@@ -14795,13 +14795,176 @@
     <w:p>
       <w:pPr>
         <w:snapToGrid w:val="0"/>
-        <w:ind w:left="708" w:leftChars="295" w:firstLine="7" w:firstLineChars="3"/>
+        <w:ind w:firstLine="840" w:firstLineChars="400"/>
         <w:jc w:val="left"/>
         <w:rPr>
+          <w:rFonts w:hint="eastAsia" w:eastAsia="宋体"/>
+          <w:sz w:val="21"/>
+          <w:szCs w:val="21"/>
+          <w:lang w:eastAsia="zh-CN"/>
+        </w:rPr>
+      </w:pPr>
+      <w:r>
+        <w:rPr>
+          <w:rFonts w:hint="default" w:asciiTheme="minorEastAsia" w:hAnsiTheme="minorEastAsia" w:eastAsiaTheme="minorEastAsia" w:cstheme="minorEastAsia"/>
+          <w:color w:val="9BBB59" w:themeColor="accent3"/>
+          <w:sz w:val="21"/>
+          <w:szCs w:val="21"/>
+          <w:lang w:val="en-US" w:eastAsia="zh-CN"/>
+          <w14:textFill>
+            <w14:solidFill>
+              <w14:schemeClr w14:val="accent3"/>
+            </w14:solidFill>
+          </w14:textFill>
+        </w:rPr>
+        <w:t>{</w:t>
+      </w:r>
+      <w:r>
+        <w:rPr>
+          <w:rFonts w:hint="eastAsia" w:asciiTheme="minorEastAsia" w:hAnsiTheme="minorEastAsia" w:eastAsiaTheme="minorEastAsia" w:cstheme="minorEastAsia"/>
+          <w:color w:val="9BBB59" w:themeColor="accent3"/>
+          <w:sz w:val="21"/>
+          <w:szCs w:val="21"/>
+          <w:lang w:val="en-US" w:eastAsia="zh-CN"/>
+          <w14:textFill>
+            <w14:solidFill>
+              <w14:schemeClr w14:val="accent3"/>
+            </w14:solidFill>
+          </w14:textFill>
+        </w:rPr>
+        <w:t>{storage_and_transport_conditions}</w:t>
+      </w:r>
+      <w:r>
+        <w:rPr>
+          <w:rFonts w:hint="default" w:asciiTheme="minorEastAsia" w:hAnsiTheme="minorEastAsia" w:eastAsiaTheme="minorEastAsia" w:cstheme="minorEastAsia"/>
+          <w:color w:val="9BBB59" w:themeColor="accent3"/>
+          <w:sz w:val="21"/>
+          <w:szCs w:val="21"/>
+          <w:lang w:val="en-US" w:eastAsia="zh-CN"/>
+          <w14:textFill>
+            <w14:solidFill>
+              <w14:schemeClr w14:val="accent3"/>
+            </w14:solidFill>
+          </w14:textFill>
+        </w:rPr>
+        <w:t>}</w:t>
+      </w:r>
+    </w:p>
+    <w:p>
+      <w:pPr>
+        <w:snapToGrid w:val="0"/>
+        <w:ind w:left="708" w:leftChars="295" w:firstLine="6" w:firstLineChars="3"/>
+        <w:jc w:val="left"/>
+        <w:rPr>
           <w:rFonts w:ascii="Times New Roman" w:hAnsi="Times New Roman" w:eastAsia="MS PGothic"/>
           <w:color w:val="7F7F7F" w:themeColor="background1" w:themeShade="80"/>
           <w:sz w:val="20"/>
         </w:rPr>
+      </w:pPr>
+    </w:p>
+    <w:p>
+      <w:pPr>
+        <w:snapToGrid w:val="0"/>
+        <w:ind w:left="708" w:leftChars="295" w:firstLine="6" w:firstLineChars="3"/>
+        <w:jc w:val="left"/>
+        <w:rPr>
+          <w:rFonts w:ascii="Times New Roman" w:hAnsi="Times New Roman" w:eastAsia="MS PGothic"/>
+          <w:color w:val="7F7F7F" w:themeColor="background1" w:themeShade="80"/>
+          <w:sz w:val="20"/>
+        </w:rPr>
+      </w:pPr>
+    </w:p>
+    <w:p>
+      <w:pPr>
+        <w:snapToGrid w:val="0"/>
+        <w:ind w:left="708" w:leftChars="295" w:firstLine="6" w:firstLineChars="3"/>
+        <w:jc w:val="left"/>
+        <w:rPr>
+          <w:rFonts w:ascii="Times New Roman" w:hAnsi="Times New Roman" w:eastAsia="MS PGothic"/>
+          <w:color w:val="7F7F7F" w:themeColor="background1" w:themeShade="80"/>
+          <w:sz w:val="20"/>
+        </w:rPr>
+      </w:pPr>
+    </w:p>
+    <w:p>
+      <w:pPr>
+        <w:pStyle w:val="4"/>
+        <w:rPr>
+          <w:color w:val="7F7F7F" w:themeColor="background1" w:themeShade="80"/>
+        </w:rPr>
+      </w:pPr>
+      <w:bookmarkStart w:id="71" w:name="_Toc182391407"/>
+      <w:bookmarkStart w:id="72" w:name="_Toc410742677"/>
+      <w:bookmarkStart w:id="73" w:name="_Toc410732490"/>
+      <w:r>
+        <w:rPr>
+          <w:rFonts w:hint="eastAsia"/>
+          <w:color w:val="7F7F7F" w:themeColor="background1" w:themeShade="80"/>
+        </w:rPr>
+        <w:t>耐久性 (</w:t>
+      </w:r>
+      <w:r>
+        <w:rPr>
+          <w:color w:val="7F7F7F" w:themeColor="background1" w:themeShade="80"/>
+        </w:rPr>
+        <w:t>Durability</w:t>
+      </w:r>
+      <w:r>
+        <w:rPr>
+          <w:rFonts w:hint="eastAsia"/>
+          <w:color w:val="7F7F7F" w:themeColor="background1" w:themeShade="80"/>
+        </w:rPr>
+        <w:t>)</w:t>
+      </w:r>
+      <w:bookmarkEnd w:id="71"/>
+    </w:p>
+    <w:p>
+      <w:pPr>
+        <w:pStyle w:val="3"/>
+        <w:ind w:left="0" w:leftChars="0" w:firstLine="0" w:firstLineChars="0"/>
+      </w:pPr>
+    </w:p>
+    <w:p>
+      <w:pPr>
+        <w:pStyle w:val="5"/>
+        <w:spacing w:before="0" w:line="240" w:lineRule="atLeast"/>
+        <w:rPr>
+          <w:rFonts w:ascii="Times New Roman" w:hAnsi="Times New Roman"/>
+          <w:b/>
+          <w:i/>
+          <w:color w:val="7F7F7F" w:themeColor="background1" w:themeShade="80"/>
+          <w:sz w:val="20"/>
+        </w:rPr>
+      </w:pPr>
+      <w:bookmarkStart w:id="74" w:name="_Toc182391408"/>
+      <w:bookmarkStart w:id="75" w:name="_Hlk224235038"/>
+      <w:r>
+        <w:rPr>
+          <w:rFonts w:hint="eastAsia" w:ascii="Times New Roman" w:hAnsi="Times New Roman"/>
+          <w:b/>
+          <w:color w:val="7F7F7F" w:themeColor="background1" w:themeShade="80"/>
+          <w:sz w:val="20"/>
+        </w:rPr>
+        <w:t xml:space="preserve">耐用期間および最大使用回数 </w:t>
+      </w:r>
+      <w:r>
+        <w:rPr>
+          <w:rFonts w:ascii="Times New Roman" w:hAnsi="Times New Roman"/>
+          <w:b/>
+          <w:i/>
+          <w:color w:val="7F7F7F" w:themeColor="background1" w:themeShade="80"/>
+          <w:sz w:val="20"/>
+        </w:rPr>
+        <w:t>(Durable period (Service life)and Maximum number of reuses)</w:t>
+      </w:r>
+      <w:bookmarkEnd w:id="72"/>
+      <w:bookmarkEnd w:id="73"/>
+      <w:bookmarkEnd w:id="74"/>
+    </w:p>
+    <w:p>
+      <w:pPr>
+        <w:pStyle w:val="3"/>
+        <w:ind w:left="199" w:leftChars="83" w:firstLine="774" w:firstLineChars="369"/>
       </w:pPr>
       <w:r>
         <w:rPr>
@@ -14829,7 +14992,7 @@
             </w14:solidFill>
           </w14:textFill>
         </w:rPr>
-        <w:t>{storage_and_transport}</w:t>
+        <w:t>{durability}</w:t>
       </w:r>
       <w:r>
         <w:rPr>
@@ -14846,177 +15009,7 @@
         <w:t>}</w:t>
       </w:r>
     </w:p>
-    <w:p>
-      <w:pPr>
-        <w:snapToGrid w:val="0"/>
-        <w:ind w:left="708" w:leftChars="295" w:firstLine="6" w:firstLineChars="3"/>
-        <w:jc w:val="left"/>
-        <w:rPr>
-          <w:rFonts w:ascii="Times New Roman" w:hAnsi="Times New Roman" w:eastAsia="MS PGothic"/>
-          <w:color w:val="7F7F7F" w:themeColor="background1" w:themeShade="80"/>
-          <w:sz w:val="20"/>
-        </w:rPr>
-      </w:pPr>
-    </w:p>
-    <w:p>
-      <w:pPr>
-        <w:snapToGrid w:val="0"/>
-        <w:ind w:left="708" w:leftChars="295" w:firstLine="6" w:firstLineChars="3"/>
-        <w:jc w:val="left"/>
-        <w:rPr>
-          <w:rFonts w:ascii="Times New Roman" w:hAnsi="Times New Roman" w:eastAsia="MS PGothic"/>
-          <w:color w:val="7F7F7F" w:themeColor="background1" w:themeShade="80"/>
-          <w:sz w:val="20"/>
-        </w:rPr>
-      </w:pPr>
-    </w:p>
-    <w:p>
-      <w:pPr>
-        <w:snapToGrid w:val="0"/>
-        <w:ind w:left="708" w:leftChars="295" w:firstLine="6" w:firstLineChars="3"/>
-        <w:jc w:val="left"/>
-        <w:rPr>
-          <w:rFonts w:ascii="Times New Roman" w:hAnsi="Times New Roman" w:eastAsia="MS PGothic"/>
-          <w:color w:val="7F7F7F" w:themeColor="background1" w:themeShade="80"/>
-          <w:sz w:val="20"/>
-        </w:rPr>
-      </w:pPr>
-    </w:p>
-    <w:p>
-      <w:pPr>
-        <w:pStyle w:val="4"/>
-        <w:rPr>
-          <w:color w:val="7F7F7F" w:themeColor="background1" w:themeShade="80"/>
-        </w:rPr>
-      </w:pPr>
-      <w:bookmarkStart w:id="71" w:name="_Toc182391407"/>
-      <w:bookmarkStart w:id="72" w:name="_Toc410732490"/>
-      <w:bookmarkStart w:id="73" w:name="_Toc410742677"/>
-      <w:r>
-        <w:rPr>
-          <w:rFonts w:hint="eastAsia"/>
-          <w:color w:val="7F7F7F" w:themeColor="background1" w:themeShade="80"/>
-        </w:rPr>
-        <w:t>耐久性 (</w:t>
-      </w:r>
-      <w:r>
-        <w:rPr>
-          <w:color w:val="7F7F7F" w:themeColor="background1" w:themeShade="80"/>
-        </w:rPr>
-        <w:t>Durability</w:t>
-      </w:r>
-      <w:r>
-        <w:rPr>
-          <w:rFonts w:hint="eastAsia"/>
-          <w:color w:val="7F7F7F" w:themeColor="background1" w:themeShade="80"/>
-        </w:rPr>
-        <w:t>)</w:t>
-      </w:r>
-      <w:bookmarkEnd w:id="71"/>
-    </w:p>
-    <w:p>
-      <w:pPr>
-        <w:pStyle w:val="3"/>
-        <w:ind w:left="0" w:leftChars="0" w:firstLine="0" w:firstLineChars="0"/>
-      </w:pPr>
-    </w:p>
-    <w:p>
-      <w:pPr>
-        <w:pStyle w:val="5"/>
-        <w:spacing w:before="0" w:line="240" w:lineRule="atLeast"/>
-        <w:rPr>
-          <w:rFonts w:ascii="Times New Roman" w:hAnsi="Times New Roman"/>
-          <w:b/>
-          <w:i/>
-          <w:color w:val="7F7F7F" w:themeColor="background1" w:themeShade="80"/>
-          <w:sz w:val="20"/>
-        </w:rPr>
-      </w:pPr>
-      <w:bookmarkStart w:id="74" w:name="_Toc182391408"/>
-      <w:bookmarkStart w:id="75" w:name="_Hlk224235038"/>
-      <w:r>
-        <w:rPr>
-          <w:rFonts w:hint="eastAsia" w:ascii="Times New Roman" w:hAnsi="Times New Roman"/>
-          <w:b/>
-          <w:color w:val="7F7F7F" w:themeColor="background1" w:themeShade="80"/>
-          <w:sz w:val="20"/>
-        </w:rPr>
-        <w:t xml:space="preserve">耐用期間および最大使用回数 </w:t>
-      </w:r>
-      <w:r>
-        <w:rPr>
-          <w:rFonts w:ascii="Times New Roman" w:hAnsi="Times New Roman"/>
-          <w:b/>
-          <w:i/>
-          <w:color w:val="7F7F7F" w:themeColor="background1" w:themeShade="80"/>
-          <w:sz w:val="20"/>
-        </w:rPr>
-        <w:t>(Durable period (Service life)and Maximum number of reuses)</w:t>
-      </w:r>
-      <w:bookmarkEnd w:id="72"/>
-      <w:bookmarkEnd w:id="73"/>
-      <w:bookmarkEnd w:id="74"/>
-    </w:p>
     <w:bookmarkEnd w:id="75"/>
-    <w:p>
-      <w:pPr>
-        <w:pStyle w:val="3"/>
-        <w:ind w:left="199" w:leftChars="83" w:firstLine="774" w:firstLineChars="369"/>
-        <w:rPr>
-          <w:rFonts w:hint="default" w:asciiTheme="minorEastAsia" w:hAnsiTheme="minorEastAsia" w:eastAsiaTheme="minorEastAsia" w:cstheme="minorEastAsia"/>
-          <w:color w:val="9BBB59" w:themeColor="accent3"/>
-          <w:szCs w:val="21"/>
-          <w:lang w:val="en-US" w:eastAsia="zh-CN"/>
-          <w14:textFill>
-            <w14:solidFill>
-              <w14:schemeClr w14:val="accent3"/>
-            </w14:solidFill>
-          </w14:textFill>
-        </w:rPr>
-      </w:pPr>
-      <w:r>
-        <w:rPr>
-          <w:rFonts w:hint="default" w:asciiTheme="minorEastAsia" w:hAnsiTheme="minorEastAsia" w:eastAsiaTheme="minorEastAsia" w:cstheme="minorEastAsia"/>
-          <w:color w:val="9BBB59" w:themeColor="accent3"/>
-          <w:szCs w:val="21"/>
-          <w:lang w:val="en-US" w:eastAsia="zh-CN"/>
-          <w14:textFill>
-            <w14:solidFill>
-              <w14:schemeClr w14:val="accent3"/>
-            </w14:solidFill>
-          </w14:textFill>
-        </w:rPr>
-        <w:t>{</w:t>
-      </w:r>
-      <w:r>
-        <w:rPr>
-          <w:rFonts w:hint="eastAsia" w:asciiTheme="minorEastAsia" w:hAnsiTheme="minorEastAsia" w:eastAsiaTheme="minorEastAsia" w:cstheme="minorEastAsia"/>
-          <w:color w:val="9BBB59" w:themeColor="accent3"/>
-          <w:szCs w:val="21"/>
-          <w:lang w:val="en-US" w:eastAsia="zh-CN"/>
-          <w14:textFill>
-            <w14:solidFill>
-              <w14:schemeClr w14:val="accent3"/>
-            </w14:solidFill>
-          </w14:textFill>
-        </w:rPr>
-        <w:t>{durability}</w:t>
-      </w:r>
-      <w:r>
-        <w:rPr>
-          <w:rFonts w:hint="default" w:asciiTheme="minorEastAsia" w:hAnsiTheme="minorEastAsia" w:eastAsiaTheme="minorEastAsia" w:cstheme="minorEastAsia"/>
-          <w:color w:val="9BBB59" w:themeColor="accent3"/>
-          <w:szCs w:val="21"/>
-          <w:lang w:val="en-US" w:eastAsia="zh-CN"/>
-          <w14:textFill>
-            <w14:solidFill>
-              <w14:schemeClr w14:val="accent3"/>
-            </w14:solidFill>
-          </w14:textFill>
-        </w:rPr>
-        <w:t>}</w:t>
-      </w:r>
-    </w:p>
     <w:p>
       <w:pPr>
         <w:pStyle w:val="6"/>
@@ -15184,18 +15177,18 @@
           <w:szCs w:val="22"/>
         </w:rPr>
       </w:pPr>
-      <w:bookmarkStart w:id="79" w:name="_Toc182391410"/>
-      <w:bookmarkStart w:id="80" w:name="_Toc410732493"/>
-      <w:bookmarkStart w:id="81" w:name="_Toc22305556"/>
-      <w:bookmarkStart w:id="82" w:name="_Toc410742680"/>
-      <w:bookmarkStart w:id="83" w:name="_Toc40693180"/>
-      <w:bookmarkStart w:id="84" w:name="_Toc41919781"/>
-      <w:bookmarkStart w:id="85" w:name="_Toc62031675"/>
-      <w:bookmarkStart w:id="86" w:name="_Toc42090998"/>
-      <w:bookmarkStart w:id="87" w:name="_Hlk62042862"/>
-      <w:bookmarkStart w:id="88" w:name="_Toc41385121"/>
-      <w:bookmarkStart w:id="89" w:name="_Toc40871923"/>
-      <w:bookmarkStart w:id="90" w:name="_Toc40796433"/>
+      <w:bookmarkStart w:id="79" w:name="_Toc62031675"/>
+      <w:bookmarkStart w:id="80" w:name="_Hlk62042862"/>
+      <w:bookmarkStart w:id="81" w:name="_Toc40871923"/>
+      <w:bookmarkStart w:id="82" w:name="_Toc42090998"/>
+      <w:bookmarkStart w:id="83" w:name="_Toc182391410"/>
+      <w:bookmarkStart w:id="84" w:name="_Toc410732493"/>
+      <w:bookmarkStart w:id="85" w:name="_Toc40796433"/>
+      <w:bookmarkStart w:id="86" w:name="_Toc41385121"/>
+      <w:bookmarkStart w:id="87" w:name="_Toc40693180"/>
+      <w:bookmarkStart w:id="88" w:name="_Toc410742680"/>
+      <w:bookmarkStart w:id="89" w:name="_Toc22305556"/>
+      <w:bookmarkStart w:id="90" w:name="_Toc41919781"/>
       <w:r>
         <w:rPr>
           <w:rFonts w:hint="eastAsia" w:ascii="Arial" w:hAnsi="Arial" w:eastAsia="MS PGothic"/>
@@ -16642,6 +16635,7 @@
           <w:lang w:val="en-US" w:eastAsia="zh-CN"/>
         </w:rPr>
       </w:pPr>
+      <w:bookmarkStart w:id="122" w:name="_GoBack"/>
       <w:r>
         <w:rPr>
           <w:rFonts w:hint="default" w:asciiTheme="minorEastAsia" w:hAnsiTheme="minorEastAsia" w:eastAsiaTheme="minorEastAsia" w:cstheme="minorEastAsia"/>
@@ -16685,6 +16679,7 @@
         <w:t>}</w:t>
       </w:r>
     </w:p>
+    <w:bookmarkEnd w:id="122"/>
     <w:p>
       <w:pPr>
         <w:pStyle w:val="6"/>
@@ -22517,23 +22512,7 @@
             </w14:solidFill>
           </w14:textFill>
         </w:rPr>
-        <w:t>{production_are</w:t>
-      </w:r>
-      <w:bookmarkStart w:id="122" w:name="_GoBack"/>
-      <w:bookmarkEnd w:id="122"/>
-      <w:r>
-        <w:rPr>
-          <w:rFonts w:hint="eastAsia" w:asciiTheme="minorEastAsia" w:hAnsiTheme="minorEastAsia" w:eastAsiaTheme="minorEastAsia" w:cstheme="minorEastAsia"/>
-          <w:color w:val="9BBB59" w:themeColor="accent3"/>
-          <w:szCs w:val="21"/>
-          <w:lang w:val="en-US" w:eastAsia="zh-CN"/>
-          <w14:textFill>
-            <w14:solidFill>
-              <w14:schemeClr w14:val="accent3"/>
-            </w14:solidFill>
-          </w14:textFill>
-        </w:rPr>
-        <w:t>a}</w:t>
+        <w:t>{production_area}</w:t>
       </w:r>
       <w:r>
         <w:rPr>
